--- a/Week04/Week04_BaoCaoNhom.docx
+++ b/Week04/Week04_BaoCaoNhom.docx
@@ -188,18 +188,8 @@
             </w:tcMar>
           </w:tcPr>
           <w:p>
-            <w:pPr>
-              <w:jc w:val="left"/>
-            </w:pPr>
-            <w:r>
-              <w:rPr>
-                <w:rFonts w:ascii="Times New Roman" w:cs="Times New Roman" w:eastAsia="Times New Roman" w:hAnsi="Times New Roman"/>
-                <w:b w:val="false"/>
-                <w:bCs w:val="false"/>
-                <w:sz w:val="24"/>
-                <w:szCs w:val="24"/>
-              </w:rPr>
-              <w:t xml:space="preserve">[Điền tên nhóm]</w:t>
+            <w:r>
+              <w:t>Nhóm Theo Tuấn - FJMS Team</w:t>
             </w:r>
           </w:p>
         </w:tc>
@@ -256,18 +246,8 @@
             </w:tcMar>
           </w:tcPr>
           <w:p>
-            <w:pPr>
-              <w:jc w:val="left"/>
-            </w:pPr>
-            <w:r>
-              <w:rPr>
-                <w:rFonts w:ascii="Times New Roman" w:cs="Times New Roman" w:eastAsia="Times New Roman" w:hAnsi="Times New Roman"/>
-                <w:b w:val="false"/>
-                <w:bCs w:val="false"/>
-                <w:sz w:val="24"/>
-                <w:szCs w:val="24"/>
-              </w:rPr>
-              <w:t xml:space="preserve">[Mã lớp]</w:t>
+            <w:r>
+              <w:t>FER202 / SWP391</w:t>
             </w:r>
           </w:p>
         </w:tc>
@@ -324,18 +304,8 @@
             </w:tcMar>
           </w:tcPr>
           <w:p>
-            <w:pPr>
-              <w:jc w:val="left"/>
-            </w:pPr>
-            <w:r>
-              <w:rPr>
-                <w:rFonts w:ascii="Times New Roman" w:cs="Times New Roman" w:eastAsia="Times New Roman" w:hAnsi="Times New Roman"/>
-                <w:b w:val="false"/>
-                <w:bCs w:val="false"/>
-                <w:sz w:val="24"/>
-                <w:szCs w:val="24"/>
-              </w:rPr>
-              <w:t xml:space="preserve">[Tên giảng viên]</w:t>
+            <w:r>
+              <w:t>Giảng viên bộ môn FER202</w:t>
             </w:r>
           </w:p>
         </w:tc>
@@ -392,18 +362,8 @@
             </w:tcMar>
           </w:tcPr>
           <w:p>
-            <w:pPr>
-              <w:jc w:val="left"/>
-            </w:pPr>
-            <w:r>
-              <w:rPr>
-                <w:rFonts w:ascii="Times New Roman" w:cs="Times New Roman" w:eastAsia="Times New Roman" w:hAnsi="Times New Roman"/>
-                <w:b w:val="false"/>
-                <w:bCs w:val="false"/>
-                <w:sz w:val="24"/>
-                <w:szCs w:val="24"/>
-              </w:rPr>
-              <w:t xml:space="preserve">[https://github.com/...]</w:t>
+            <w:r>
+              <w:t>https://github.com/theotuan-team/rbl-fer202-theotuan-team-fjms</w:t>
             </w:r>
           </w:p>
         </w:tc>
@@ -528,18 +488,8 @@
             </w:tcMar>
           </w:tcPr>
           <w:p>
-            <w:pPr>
-              <w:jc w:val="left"/>
-            </w:pPr>
-            <w:r>
-              <w:rPr>
-                <w:rFonts w:ascii="Times New Roman" w:cs="Times New Roman" w:eastAsia="Times New Roman" w:hAnsi="Times New Roman"/>
-                <w:b w:val="false"/>
-                <w:bCs w:val="false"/>
-                <w:sz w:val="24"/>
-                <w:szCs w:val="24"/>
-              </w:rPr>
-              <w:t xml:space="preserve">[dd/mm/yyyy]</w:t>
+            <w:r>
+              <w:t>21/07/2026</w:t>
             </w:r>
           </w:p>
         </w:tc>
@@ -847,18 +797,8 @@
             </w:tcMar>
           </w:tcPr>
           <w:p>
-            <w:pPr>
-              <w:jc w:val="left"/>
-            </w:pPr>
-            <w:r>
-              <w:rPr>
-                <w:rFonts w:ascii="Times New Roman" w:cs="Times New Roman" w:eastAsia="Times New Roman" w:hAnsi="Times New Roman"/>
-                <w:b w:val="false"/>
-                <w:bCs w:val="false"/>
-                <w:sz w:val="24"/>
-                <w:szCs w:val="24"/>
-              </w:rPr>
-              <w:t xml:space="preserve">[Họ tên]</w:t>
+            <w:r>
+              <w:t>Thành viên A (Trưởng nhóm)</w:t>
             </w:r>
           </w:p>
         </w:tc>
@@ -880,18 +820,8 @@
             </w:tcMar>
           </w:tcPr>
           <w:p>
-            <w:pPr>
-              <w:jc w:val="left"/>
-            </w:pPr>
-            <w:r>
-              <w:rPr>
-                <w:rFonts w:ascii="Times New Roman" w:cs="Times New Roman" w:eastAsia="Times New Roman" w:hAnsi="Times New Roman"/>
-                <w:b w:val="false"/>
-                <w:bCs w:val="false"/>
-                <w:sz w:val="24"/>
-                <w:szCs w:val="24"/>
-              </w:rPr>
-              <w:t xml:space="preserve">[Mô tả nhiệm vụ cụ thể]</w:t>
+            <w:r>
+              <w:t>SearchBar.jsx controlled component, validation warn &lt; 2 ký tự, clear button, Header badge</w:t>
             </w:r>
           </w:p>
         </w:tc>
@@ -913,18 +843,8 @@
             </w:tcMar>
           </w:tcPr>
           <w:p>
-            <w:pPr>
-              <w:jc w:val="left"/>
-            </w:pPr>
-            <w:r>
-              <w:rPr>
-                <w:rFonts w:ascii="Times New Roman" w:cs="Times New Roman" w:eastAsia="Times New Roman" w:hAnsi="Times New Roman"/>
-                <w:b w:val="false"/>
-                <w:bCs w:val="false"/>
-                <w:sz w:val="24"/>
-                <w:szCs w:val="24"/>
-              </w:rPr>
-              <w:t xml:space="preserve">[Đạt / Một phần / Chưa đạt]</w:t>
+            <w:r>
+              <w:t>Đạt</w:t>
             </w:r>
           </w:p>
         </w:tc>
@@ -946,18 +866,8 @@
             </w:tcMar>
           </w:tcPr>
           <w:p>
-            <w:pPr>
-              <w:jc w:val="left"/>
-            </w:pPr>
-            <w:r>
-              <w:rPr>
-                <w:rFonts w:ascii="Times New Roman" w:cs="Times New Roman" w:eastAsia="Times New Roman" w:hAnsi="Times New Roman"/>
-                <w:b w:val="false"/>
-                <w:bCs w:val="false"/>
-                <w:sz w:val="24"/>
-                <w:szCs w:val="24"/>
-              </w:rPr>
-              <w:t xml:space="preserve">[___%]</w:t>
+            <w:r>
+              <w:t>100%</w:t>
             </w:r>
           </w:p>
         </w:tc>
@@ -1014,18 +924,8 @@
             </w:tcMar>
           </w:tcPr>
           <w:p>
-            <w:pPr>
-              <w:jc w:val="left"/>
-            </w:pPr>
-            <w:r>
-              <w:rPr>
-                <w:rFonts w:ascii="Times New Roman" w:cs="Times New Roman" w:eastAsia="Times New Roman" w:hAnsi="Times New Roman"/>
-                <w:b w:val="false"/>
-                <w:bCs w:val="false"/>
-                <w:sz w:val="24"/>
-                <w:szCs w:val="24"/>
-              </w:rPr>
-              <w:t xml:space="preserve">[Họ tên]</w:t>
+            <w:r>
+              <w:t>Thành viên B</w:t>
             </w:r>
           </w:p>
         </w:tc>
@@ -1047,18 +947,8 @@
             </w:tcMar>
           </w:tcPr>
           <w:p>
-            <w:pPr>
-              <w:jc w:val="left"/>
-            </w:pPr>
-            <w:r>
-              <w:rPr>
-                <w:rFonts w:ascii="Times New Roman" w:cs="Times New Roman" w:eastAsia="Times New Roman" w:hAnsi="Times New Roman"/>
-                <w:b w:val="false"/>
-                <w:bCs w:val="false"/>
-                <w:sz w:val="24"/>
-                <w:szCs w:val="24"/>
-              </w:rPr>
-              <w:t xml:space="preserve">[Mô tả nhiệm vụ cụ thể]</w:t>
+            <w:r>
+              <w:t>Quản lý state savedProjects tại App.jsx, Immutable State Handlers</w:t>
             </w:r>
           </w:p>
         </w:tc>
@@ -1080,18 +970,8 @@
             </w:tcMar>
           </w:tcPr>
           <w:p>
-            <w:pPr>
-              <w:jc w:val="left"/>
-            </w:pPr>
-            <w:r>
-              <w:rPr>
-                <w:rFonts w:ascii="Times New Roman" w:cs="Times New Roman" w:eastAsia="Times New Roman" w:hAnsi="Times New Roman"/>
-                <w:b w:val="false"/>
-                <w:bCs w:val="false"/>
-                <w:sz w:val="24"/>
-                <w:szCs w:val="24"/>
-              </w:rPr>
-              <w:t xml:space="preserve">[Đạt / Một phần / Chưa đạt]</w:t>
+            <w:r>
+              <w:t>Đạt</w:t>
             </w:r>
           </w:p>
         </w:tc>
@@ -1113,18 +993,8 @@
             </w:tcMar>
           </w:tcPr>
           <w:p>
-            <w:pPr>
-              <w:jc w:val="left"/>
-            </w:pPr>
-            <w:r>
-              <w:rPr>
-                <w:rFonts w:ascii="Times New Roman" w:cs="Times New Roman" w:eastAsia="Times New Roman" w:hAnsi="Times New Roman"/>
-                <w:b w:val="false"/>
-                <w:bCs w:val="false"/>
-                <w:sz w:val="24"/>
-                <w:szCs w:val="24"/>
-              </w:rPr>
-              <w:t xml:space="preserve">[___%]</w:t>
+            <w:r>
+              <w:t>100%</w:t>
             </w:r>
           </w:p>
         </w:tc>
@@ -1181,18 +1051,8 @@
             </w:tcMar>
           </w:tcPr>
           <w:p>
-            <w:pPr>
-              <w:jc w:val="left"/>
-            </w:pPr>
-            <w:r>
-              <w:rPr>
-                <w:rFonts w:ascii="Times New Roman" w:cs="Times New Roman" w:eastAsia="Times New Roman" w:hAnsi="Times New Roman"/>
-                <w:b w:val="false"/>
-                <w:bCs w:val="false"/>
-                <w:sz w:val="24"/>
-                <w:szCs w:val="24"/>
-              </w:rPr>
-              <w:t xml:space="preserve">[Họ tên]</w:t>
+            <w:r>
+              <w:t>Thành viên C</w:t>
             </w:r>
           </w:p>
         </w:tc>
@@ -1214,18 +1074,8 @@
             </w:tcMar>
           </w:tcPr>
           <w:p>
-            <w:pPr>
-              <w:jc w:val="left"/>
-            </w:pPr>
-            <w:r>
-              <w:rPr>
-                <w:rFonts w:ascii="Times New Roman" w:cs="Times New Roman" w:eastAsia="Times New Roman" w:hAnsi="Times New Roman"/>
-                <w:b w:val="false"/>
-                <w:bCs w:val="false"/>
-                <w:sz w:val="24"/>
-                <w:szCs w:val="24"/>
-              </w:rPr>
-              <w:t xml:space="preserve">[Mô tả nhiệm vụ cụ thể]</w:t>
+            <w:r>
+              <w:t>Quản lý activeCategory, derived state filteredProjects &amp; SavedProjectsModal</w:t>
             </w:r>
           </w:p>
         </w:tc>
@@ -1247,18 +1097,8 @@
             </w:tcMar>
           </w:tcPr>
           <w:p>
-            <w:pPr>
-              <w:jc w:val="left"/>
-            </w:pPr>
-            <w:r>
-              <w:rPr>
-                <w:rFonts w:ascii="Times New Roman" w:cs="Times New Roman" w:eastAsia="Times New Roman" w:hAnsi="Times New Roman"/>
-                <w:b w:val="false"/>
-                <w:bCs w:val="false"/>
-                <w:sz w:val="24"/>
-                <w:szCs w:val="24"/>
-              </w:rPr>
-              <w:t xml:space="preserve">[Đạt / Một phần / Chưa đạt]</w:t>
+            <w:r>
+              <w:t>Đạt</w:t>
             </w:r>
           </w:p>
         </w:tc>
@@ -1280,18 +1120,8 @@
             </w:tcMar>
           </w:tcPr>
           <w:p>
-            <w:pPr>
-              <w:jc w:val="left"/>
-            </w:pPr>
-            <w:r>
-              <w:rPr>
-                <w:rFonts w:ascii="Times New Roman" w:cs="Times New Roman" w:eastAsia="Times New Roman" w:hAnsi="Times New Roman"/>
-                <w:b w:val="false"/>
-                <w:bCs w:val="false"/>
-                <w:sz w:val="24"/>
-                <w:szCs w:val="24"/>
-              </w:rPr>
-              <w:t xml:space="preserve">[___%]</w:t>
+            <w:r>
+              <w:t>100%</w:t>
             </w:r>
           </w:p>
         </w:tc>
@@ -1712,18 +1542,8 @@
             </w:tcMar>
           </w:tcPr>
           <w:p>
-            <w:pPr>
-              <w:jc w:val="left"/>
-            </w:pPr>
-            <w:r>
-              <w:rPr>
-                <w:rFonts w:ascii="Times New Roman" w:cs="Times New Roman" w:eastAsia="Times New Roman" w:hAnsi="Times New Roman"/>
-                <w:b w:val="false"/>
-                <w:bCs w:val="false"/>
-                <w:sz w:val="24"/>
-                <w:szCs w:val="24"/>
-              </w:rPr>
-              <w:t xml:space="preserve">[Họ và tên thành viên]</w:t>
+            <w:r>
+              <w:t>Thành viên B</w:t>
             </w:r>
           </w:p>
         </w:tc>
@@ -1780,18 +1600,8 @@
             </w:tcMar>
           </w:tcPr>
           <w:p>
-            <w:pPr>
-              <w:jc w:val="left"/>
-            </w:pPr>
-            <w:r>
-              <w:rPr>
-                <w:rFonts w:ascii="Times New Roman" w:cs="Times New Roman" w:eastAsia="Times New Roman" w:hAnsi="Times New Roman"/>
-                <w:b w:val="false"/>
-                <w:bCs w:val="false"/>
-                <w:sz w:val="24"/>
-                <w:szCs w:val="24"/>
-              </w:rPr>
-              <w:t xml:space="preserve">[https://github.com/.../commits/...]</w:t>
+            <w:r>
+              <w:t>https://github.com/theotuan-team/rbl-fer202-theotuan-team-fjms/commits/main</w:t>
             </w:r>
           </w:p>
         </w:tc>
@@ -2157,17 +1967,8 @@
             </w:tcMar>
           </w:tcPr>
           <w:p>
-            <w:pPr>
-              <w:jc w:val="center"/>
-            </w:pPr>
-            <w:r>
-              <w:rPr>
-                <w:rFonts w:ascii="Courier New" w:cs="Courier New" w:eastAsia="Courier New" w:hAnsi="Courier New"/>
-                <w:color w:val="2980b9"/>
-                <w:sz w:val="24"/>
-                <w:szCs w:val="24"/>
-              </w:rPr>
-              <w:t xml:space="preserve">[ ]</w:t>
+            <w:r>
+              <w:t>[x]</w:t>
             </w:r>
           </w:p>
         </w:tc>
@@ -2189,18 +1990,8 @@
             </w:tcMar>
           </w:tcPr>
           <w:p>
-            <w:pPr>
-              <w:jc w:val="left"/>
-            </w:pPr>
-            <w:r>
-              <w:rPr>
-                <w:rFonts w:ascii="Times New Roman" w:cs="Times New Roman" w:eastAsia="Times New Roman" w:hAnsi="Times New Roman"/>
-                <w:b w:val="false"/>
-                <w:bCs w:val="false"/>
-                <w:sz w:val="24"/>
-                <w:szCs w:val="24"/>
-              </w:rPr>
-              <w:t xml:space="preserve">[Tên SV]</w:t>
+            <w:r>
+              <w:t>Thành viên A</w:t>
             </w:r>
           </w:p>
         </w:tc>
@@ -2290,17 +2081,8 @@
             </w:tcMar>
           </w:tcPr>
           <w:p>
-            <w:pPr>
-              <w:jc w:val="center"/>
-            </w:pPr>
-            <w:r>
-              <w:rPr>
-                <w:rFonts w:ascii="Courier New" w:cs="Courier New" w:eastAsia="Courier New" w:hAnsi="Courier New"/>
-                <w:color w:val="2980b9"/>
-                <w:sz w:val="24"/>
-                <w:szCs w:val="24"/>
-              </w:rPr>
-              <w:t xml:space="preserve">[ ]</w:t>
+            <w:r>
+              <w:t>[x]</w:t>
             </w:r>
           </w:p>
         </w:tc>
@@ -2322,18 +2104,8 @@
             </w:tcMar>
           </w:tcPr>
           <w:p>
-            <w:pPr>
-              <w:jc w:val="left"/>
-            </w:pPr>
-            <w:r>
-              <w:rPr>
-                <w:rFonts w:ascii="Times New Roman" w:cs="Times New Roman" w:eastAsia="Times New Roman" w:hAnsi="Times New Roman"/>
-                <w:b w:val="false"/>
-                <w:bCs w:val="false"/>
-                <w:sz w:val="24"/>
-                <w:szCs w:val="24"/>
-              </w:rPr>
-              <w:t xml:space="preserve">[Tên SV]</w:t>
+            <w:r>
+              <w:t>Thành viên A</w:t>
             </w:r>
           </w:p>
         </w:tc>
@@ -2423,17 +2195,8 @@
             </w:tcMar>
           </w:tcPr>
           <w:p>
-            <w:pPr>
-              <w:jc w:val="center"/>
-            </w:pPr>
-            <w:r>
-              <w:rPr>
-                <w:rFonts w:ascii="Courier New" w:cs="Courier New" w:eastAsia="Courier New" w:hAnsi="Courier New"/>
-                <w:color w:val="2980b9"/>
-                <w:sz w:val="24"/>
-                <w:szCs w:val="24"/>
-              </w:rPr>
-              <w:t xml:space="preserve">[ ]</w:t>
+            <w:r>
+              <w:t>[x]</w:t>
             </w:r>
           </w:p>
         </w:tc>
@@ -2455,18 +2218,8 @@
             </w:tcMar>
           </w:tcPr>
           <w:p>
-            <w:pPr>
-              <w:jc w:val="left"/>
-            </w:pPr>
-            <w:r>
-              <w:rPr>
-                <w:rFonts w:ascii="Times New Roman" w:cs="Times New Roman" w:eastAsia="Times New Roman" w:hAnsi="Times New Roman"/>
-                <w:b w:val="false"/>
-                <w:bCs w:val="false"/>
-                <w:sz w:val="24"/>
-                <w:szCs w:val="24"/>
-              </w:rPr>
-              <w:t xml:space="preserve">[Tên SV]</w:t>
+            <w:r>
+              <w:t>Thành viên B</w:t>
             </w:r>
           </w:p>
         </w:tc>
@@ -2556,17 +2309,8 @@
             </w:tcMar>
           </w:tcPr>
           <w:p>
-            <w:pPr>
-              <w:jc w:val="center"/>
-            </w:pPr>
-            <w:r>
-              <w:rPr>
-                <w:rFonts w:ascii="Courier New" w:cs="Courier New" w:eastAsia="Courier New" w:hAnsi="Courier New"/>
-                <w:color w:val="2980b9"/>
-                <w:sz w:val="24"/>
-                <w:szCs w:val="24"/>
-              </w:rPr>
-              <w:t xml:space="preserve">[ ]</w:t>
+            <w:r>
+              <w:t>[x]</w:t>
             </w:r>
           </w:p>
         </w:tc>
@@ -2588,18 +2332,8 @@
             </w:tcMar>
           </w:tcPr>
           <w:p>
-            <w:pPr>
-              <w:jc w:val="left"/>
-            </w:pPr>
-            <w:r>
-              <w:rPr>
-                <w:rFonts w:ascii="Times New Roman" w:cs="Times New Roman" w:eastAsia="Times New Roman" w:hAnsi="Times New Roman"/>
-                <w:b w:val="false"/>
-                <w:bCs w:val="false"/>
-                <w:sz w:val="24"/>
-                <w:szCs w:val="24"/>
-              </w:rPr>
-              <w:t xml:space="preserve">[Tên SV]</w:t>
+            <w:r>
+              <w:t>Thành viên B</w:t>
             </w:r>
           </w:p>
         </w:tc>
@@ -2689,17 +2423,8 @@
             </w:tcMar>
           </w:tcPr>
           <w:p>
-            <w:pPr>
-              <w:jc w:val="center"/>
-            </w:pPr>
-            <w:r>
-              <w:rPr>
-                <w:rFonts w:ascii="Courier New" w:cs="Courier New" w:eastAsia="Courier New" w:hAnsi="Courier New"/>
-                <w:color w:val="2980b9"/>
-                <w:sz w:val="24"/>
-                <w:szCs w:val="24"/>
-              </w:rPr>
-              <w:t xml:space="preserve">[ ]</w:t>
+            <w:r>
+              <w:t>[x]</w:t>
             </w:r>
           </w:p>
         </w:tc>
@@ -2721,18 +2446,8 @@
             </w:tcMar>
           </w:tcPr>
           <w:p>
-            <w:pPr>
-              <w:jc w:val="left"/>
-            </w:pPr>
-            <w:r>
-              <w:rPr>
-                <w:rFonts w:ascii="Times New Roman" w:cs="Times New Roman" w:eastAsia="Times New Roman" w:hAnsi="Times New Roman"/>
-                <w:b w:val="false"/>
-                <w:bCs w:val="false"/>
-                <w:sz w:val="24"/>
-                <w:szCs w:val="24"/>
-              </w:rPr>
-              <w:t xml:space="preserve">[Tên SV]</w:t>
+            <w:r>
+              <w:t>Thành viên A</w:t>
             </w:r>
           </w:p>
         </w:tc>
@@ -2822,17 +2537,8 @@
             </w:tcMar>
           </w:tcPr>
           <w:p>
-            <w:pPr>
-              <w:jc w:val="center"/>
-            </w:pPr>
-            <w:r>
-              <w:rPr>
-                <w:rFonts w:ascii="Courier New" w:cs="Courier New" w:eastAsia="Courier New" w:hAnsi="Courier New"/>
-                <w:color w:val="2980b9"/>
-                <w:sz w:val="24"/>
-                <w:szCs w:val="24"/>
-              </w:rPr>
-              <w:t xml:space="preserve">[ ]</w:t>
+            <w:r>
+              <w:t>[x]</w:t>
             </w:r>
           </w:p>
         </w:tc>
@@ -2854,18 +2560,8 @@
             </w:tcMar>
           </w:tcPr>
           <w:p>
-            <w:pPr>
-              <w:jc w:val="left"/>
-            </w:pPr>
-            <w:r>
-              <w:rPr>
-                <w:rFonts w:ascii="Times New Roman" w:cs="Times New Roman" w:eastAsia="Times New Roman" w:hAnsi="Times New Roman"/>
-                <w:b w:val="false"/>
-                <w:bCs w:val="false"/>
-                <w:sz w:val="24"/>
-                <w:szCs w:val="24"/>
-              </w:rPr>
-              <w:t xml:space="preserve">[Tên SV]</w:t>
+            <w:r>
+              <w:t>Thành viên C</w:t>
             </w:r>
           </w:p>
         </w:tc>
@@ -2890,15 +2586,19 @@
         <w:spacing w:after="80" w:before="200"/>
       </w:pPr>
       <w:r>
-        <w:rPr>
-          <w:rFonts w:ascii="Times New Roman" w:cs="Times New Roman" w:eastAsia="Times New Roman" w:hAnsi="Times New Roman"/>
-          <w:b/>
-          <w:bCs/>
-          <w:color w:val="2e86c1"/>
-          <w:sz w:val="26"/>
-          <w:szCs w:val="26"/>
-        </w:rPr>
-        <w:t xml:space="preserve">3.2. Mô tả chi tiết cách triển khai</w:t>
+        <w:t>3.2. Mô tả chi tiết cách triển khai</w:t>
+        <w:br/>
+        <w:br/>
+        <w:t>Trong Tuần 4, nhóm thực hiện tích hợp quản lý trạng thái (State) với hook useState, xử lý sự kiện form controlled component và áp dụng kỹ thuật Lifting State Up.</w:t>
+        <w:br/>
+        <w:br/>
+        <w:t>1. SearchBar Controlled Component &amp; Validation (Thành viên A): Liên kết hai chiều (two-way binding) giữa state keyword và ô nhập liệu input. Thêm validation kiểm tra nếu độ dài từ khóa = 1 ký tự sẽ lập tức hiển thị thông báo cảnh báo lỗi màu đỏ, đồng thời cung cấp nút xóa nhanh (x) reset tìm kiếm.</w:t>
+        <w:br/>
+        <w:br/>
+        <w:t>2. State savedProjects &amp; Immutable State Updates (Thành viên B): Khai báo state savedProjects tại App.jsx. Viết hàm handleSaveProject sử dụng cơ chế cập nhật bất biến (Immutable Update) với Spread Operator ([...prevSaved, project]) và .filter() nhằm tránh tuyệt đối việc mutate state trực tiếp (array.push), đảm bảo React Virtual DOM so sánh Shallow Comparison và kích hoạt re-render chính xác.</w:t>
+        <w:br/>
+        <w:br/>
+        <w:t>3. Filter Danh mục &amp; Derived State (Thành viên C): Tạo state activeCategory và tính toán derived state filteredProjects dựa trên từ khóa tìm kiếm và danh mục lựa chọn. Tạo SavedProjectsModal drawer hiển thị danh sách dự án quan tâm và tính tổng ngân sách dự kiến.</w:t>
       </w:r>
     </w:p>
     <w:p>
@@ -2935,6 +2635,39 @@
         <w:spacing w:after="60" w:before="60"/>
       </w:pPr>
       <w:r>
+        <w:t>3.2. Mô tả chi tiết cách triển khai</w:t>
+        <w:br/>
+        <w:br/>
+        <w:t>Trong Tuần 4, nhóm thực hiện tích hợp quản lý trạng thái (State) với hook useState, xử lý sự kiện form controlled component và áp dụng kỹ thuật Lifting State Up.</w:t>
+        <w:br/>
+        <w:br/>
+        <w:t>1. SearchBar Controlled Component &amp; Validation (Thành viên A): Liên kết hai chiều (two-way binding) giữa state keyword và ô nhập liệu input. Thêm validation kiểm tra nếu độ dài từ khóa = 1 ký tự sẽ lập tức hiển thị thông báo cảnh báo lỗi màu đỏ, đồng thời cung cấp nút xóa nhanh (x) reset tìm kiếm.</w:t>
+        <w:br/>
+        <w:br/>
+        <w:t>2. State savedProjects &amp; Immutable State Updates (Thành viên B): Khai báo state savedProjects tại App.jsx. Viết hàm handleSaveProject sử dụng cơ chế cập nhật bất biến (Immutable Update) với Spread Operator ([...prevSaved, project]) và .filter() nhằm tránh tuyệt đối việc mutate state trực tiếp (array.push), đảm bảo React Virtual DOM so sánh Shallow Comparison và kích hoạt re-render chính xác.</w:t>
+        <w:br/>
+        <w:br/>
+        <w:t>3. Filter Danh mục &amp; Derived State (Thành viên C): Tạo state activeCategory và tính toán derived state filteredProjects dựa trên từ khóa tìm kiếm và danh mục lựa chọn. Tạo SavedProjectsModal drawer hiển thị danh sách dự án quan tâm và tính tổng ngân sách dự kiến.</w:t>
+      </w:r>
+    </w:p>
+    <w:p>
+      <w:pPr>
+        <w:spacing w:after="0" w:before="60"/>
+      </w:pPr>
+      <w:r>
+        <w:rPr>
+          <w:rFonts w:ascii="Times New Roman" w:cs="Times New Roman" w:eastAsia="Times New Roman" w:hAnsi="Times New Roman"/>
+          <w:sz w:val="26"/>
+          <w:szCs w:val="26"/>
+        </w:rPr>
+        <w:t xml:space="preserve"/>
+      </w:r>
+    </w:p>
+    <w:p>
+      <w:pPr>
+        <w:spacing w:after="60" w:before="60"/>
+      </w:pPr>
+      <w:r>
         <w:rPr>
           <w:rFonts w:ascii="Times New Roman" w:cs="Times New Roman" w:eastAsia="Times New Roman" w:hAnsi="Times New Roman"/>
           <w:i/>
@@ -2943,35 +2676,6 @@
           <w:sz w:val="26"/>
           <w:szCs w:val="26"/>
         </w:rPr>
-        <w:t xml:space="preserve">[Thành viên phụ trách điền vào đây: mô tả approach đã chọn, lý do chọn, khó khăn gặp phải và cách giải quyết...]</w:t>
-      </w:r>
-    </w:p>
-    <w:p>
-      <w:pPr>
-        <w:spacing w:after="0" w:before="60"/>
-      </w:pPr>
-      <w:r>
-        <w:rPr>
-          <w:rFonts w:ascii="Times New Roman" w:cs="Times New Roman" w:eastAsia="Times New Roman" w:hAnsi="Times New Roman"/>
-          <w:sz w:val="26"/>
-          <w:szCs w:val="26"/>
-        </w:rPr>
-        <w:t xml:space="preserve"/>
-      </w:r>
-    </w:p>
-    <w:p>
-      <w:pPr>
-        <w:spacing w:after="60" w:before="60"/>
-      </w:pPr>
-      <w:r>
-        <w:rPr>
-          <w:rFonts w:ascii="Times New Roman" w:cs="Times New Roman" w:eastAsia="Times New Roman" w:hAnsi="Times New Roman"/>
-          <w:i/>
-          <w:iCs/>
-          <w:color w:val="aab7c4"/>
-          <w:sz w:val="26"/>
-          <w:szCs w:val="26"/>
-        </w:rPr>
         <w:t xml:space="preserve">[...]</w:t>
       </w:r>
     </w:p>
@@ -3024,15 +2728,14 @@
         <w:spacing w:after="80" w:before="200"/>
       </w:pPr>
       <w:r>
-        <w:rPr>
-          <w:rFonts w:ascii="Times New Roman" w:cs="Times New Roman" w:eastAsia="Times New Roman" w:hAnsi="Times New Roman"/>
-          <w:b/>
-          <w:bCs/>
-          <w:color w:val="2e86c1"/>
-          <w:sz w:val="26"/>
-          <w:szCs w:val="26"/>
-        </w:rPr>
-        <w:t xml:space="preserve">4.1. Kết quả kỹ thuật đạt được</w:t>
+        <w:t>4.1. Kết quả kỹ thuật đạt được</w:t>
+        <w:br/>
+        <w:br/>
+        <w:t>- Kết quả 1: Hoàn thiện SearchBar.jsx controlled component với validation cảnh báo màu đỏ và nút clear.</w:t>
+        <w:br/>
+        <w:t>- Kết quả 2: Quản lý state savedProjects bất biến tại App.jsx, hiển thị badge số lượng dự án đã lưu trên Header theo real-time.</w:t>
+        <w:br/>
+        <w:t>- Kết quả 3: Hoàn thành bộ lọc danh mục kết hợp từ khóa tìm kiếm và giao diện SavedProjectsModal drawer.</w:t>
       </w:r>
     </w:p>
     <w:p>
@@ -3074,12 +2777,14 @@
         <w:spacing w:after="40" w:before="40"/>
       </w:pPr>
       <w:r>
-        <w:rPr>
-          <w:rFonts w:ascii="Times New Roman" w:cs="Times New Roman" w:eastAsia="Times New Roman" w:hAnsi="Times New Roman"/>
-          <w:sz w:val="26"/>
-          <w:szCs w:val="26"/>
-        </w:rPr>
-        <w:t xml:space="preserve">[Kết quả 1: mô tả cụ thể — thêm link file/commit làm dẫn chứng]</w:t>
+        <w:t>4.1. Kết quả kỹ thuật đạt được</w:t>
+        <w:br/>
+        <w:br/>
+        <w:t>- Kết quả 1: Hoàn thiện SearchBar.jsx controlled component với validation cảnh báo màu đỏ và nút clear.</w:t>
+        <w:br/>
+        <w:t>- Kết quả 2: Quản lý state savedProjects bất biến tại App.jsx, hiển thị badge số lượng dự án đã lưu trên Header theo real-time.</w:t>
+        <w:br/>
+        <w:t>- Kết quả 3: Hoàn thành bộ lọc danh mục kết hợp từ khóa tìm kiếm và giao diện SavedProjectsModal drawer.</w:t>
       </w:r>
     </w:p>
     <w:p>
@@ -3646,17 +3351,8 @@
             </w:tcMar>
           </w:tcPr>
           <w:p>
-            <w:pPr>
-              <w:jc w:val="center"/>
-            </w:pPr>
-            <w:r>
-              <w:rPr>
-                <w:rFonts w:ascii="Courier New" w:cs="Courier New" w:eastAsia="Courier New" w:hAnsi="Courier New"/>
-                <w:color w:val="27ae60"/>
-                <w:sz w:val="24"/>
-                <w:szCs w:val="24"/>
-              </w:rPr>
-              <w:t xml:space="preserve">[ ]</w:t>
+            <w:r>
+              <w:t>[x]</w:t>
             </w:r>
           </w:p>
         </w:tc>
@@ -3711,18 +3407,8 @@
             </w:tcMar>
           </w:tcPr>
           <w:p>
-            <w:pPr>
-              <w:jc w:val="left"/>
-            </w:pPr>
-            <w:r>
-              <w:rPr>
-                <w:rFonts w:ascii="Times New Roman" w:cs="Times New Roman" w:eastAsia="Times New Roman" w:hAnsi="Times New Roman"/>
-                <w:b w:val="false"/>
-                <w:bCs w:val="false"/>
-                <w:sz w:val="24"/>
-                <w:szCs w:val="24"/>
-              </w:rPr>
-              <w:t xml:space="preserve">[...]</w:t>
+            <w:r>
+              <w:t>Hoàn thành 100%</w:t>
             </w:r>
           </w:p>
         </w:tc>
@@ -3812,17 +3498,8 @@
             </w:tcMar>
           </w:tcPr>
           <w:p>
-            <w:pPr>
-              <w:jc w:val="center"/>
-            </w:pPr>
-            <w:r>
-              <w:rPr>
-                <w:rFonts w:ascii="Courier New" w:cs="Courier New" w:eastAsia="Courier New" w:hAnsi="Courier New"/>
-                <w:color w:val="27ae60"/>
-                <w:sz w:val="24"/>
-                <w:szCs w:val="24"/>
-              </w:rPr>
-              <w:t xml:space="preserve">[ ]</w:t>
+            <w:r>
+              <w:t>[x]</w:t>
             </w:r>
           </w:p>
         </w:tc>
@@ -3877,18 +3554,8 @@
             </w:tcMar>
           </w:tcPr>
           <w:p>
-            <w:pPr>
-              <w:jc w:val="left"/>
-            </w:pPr>
-            <w:r>
-              <w:rPr>
-                <w:rFonts w:ascii="Times New Roman" w:cs="Times New Roman" w:eastAsia="Times New Roman" w:hAnsi="Times New Roman"/>
-                <w:b w:val="false"/>
-                <w:bCs w:val="false"/>
-                <w:sz w:val="24"/>
-                <w:szCs w:val="24"/>
-              </w:rPr>
-              <w:t xml:space="preserve">[...]</w:t>
+            <w:r>
+              <w:t>Hoàn thành 100%</w:t>
             </w:r>
           </w:p>
         </w:tc>
@@ -3978,17 +3645,8 @@
             </w:tcMar>
           </w:tcPr>
           <w:p>
-            <w:pPr>
-              <w:jc w:val="center"/>
-            </w:pPr>
-            <w:r>
-              <w:rPr>
-                <w:rFonts w:ascii="Courier New" w:cs="Courier New" w:eastAsia="Courier New" w:hAnsi="Courier New"/>
-                <w:color w:val="27ae60"/>
-                <w:sz w:val="24"/>
-                <w:szCs w:val="24"/>
-              </w:rPr>
-              <w:t xml:space="preserve">[ ]</w:t>
+            <w:r>
+              <w:t>[x]</w:t>
             </w:r>
           </w:p>
         </w:tc>
@@ -4043,18 +3701,8 @@
             </w:tcMar>
           </w:tcPr>
           <w:p>
-            <w:pPr>
-              <w:jc w:val="left"/>
-            </w:pPr>
-            <w:r>
-              <w:rPr>
-                <w:rFonts w:ascii="Times New Roman" w:cs="Times New Roman" w:eastAsia="Times New Roman" w:hAnsi="Times New Roman"/>
-                <w:b w:val="false"/>
-                <w:bCs w:val="false"/>
-                <w:sz w:val="24"/>
-                <w:szCs w:val="24"/>
-              </w:rPr>
-              <w:t xml:space="preserve">[...]</w:t>
+            <w:r>
+              <w:t>Hoàn thành 100%</w:t>
             </w:r>
           </w:p>
         </w:tc>
@@ -4144,17 +3792,8 @@
             </w:tcMar>
           </w:tcPr>
           <w:p>
-            <w:pPr>
-              <w:jc w:val="center"/>
-            </w:pPr>
-            <w:r>
-              <w:rPr>
-                <w:rFonts w:ascii="Courier New" w:cs="Courier New" w:eastAsia="Courier New" w:hAnsi="Courier New"/>
-                <w:color w:val="27ae60"/>
-                <w:sz w:val="24"/>
-                <w:szCs w:val="24"/>
-              </w:rPr>
-              <w:t xml:space="preserve">[ ]</w:t>
+            <w:r>
+              <w:t>[x]</w:t>
             </w:r>
           </w:p>
         </w:tc>
@@ -4209,18 +3848,8 @@
             </w:tcMar>
           </w:tcPr>
           <w:p>
-            <w:pPr>
-              <w:jc w:val="left"/>
-            </w:pPr>
-            <w:r>
-              <w:rPr>
-                <w:rFonts w:ascii="Times New Roman" w:cs="Times New Roman" w:eastAsia="Times New Roman" w:hAnsi="Times New Roman"/>
-                <w:b w:val="false"/>
-                <w:bCs w:val="false"/>
-                <w:sz w:val="24"/>
-                <w:szCs w:val="24"/>
-              </w:rPr>
-              <w:t xml:space="preserve">[...]</w:t>
+            <w:r>
+              <w:t>Hoàn thành 100%</w:t>
             </w:r>
           </w:p>
         </w:tc>
@@ -4310,18 +3939,8 @@
             </w:tcMar>
           </w:tcPr>
           <w:p>
-            <w:pPr>
-              <w:jc w:val="center"/>
-            </w:pPr>
-            <w:r>
-              <w:rPr>
-                <w:rFonts w:ascii="Times New Roman" w:cs="Times New Roman" w:eastAsia="Times New Roman" w:hAnsi="Times New Roman"/>
-                <w:b/>
-                <w:bCs/>
-                <w:sz w:val="24"/>
-                <w:szCs w:val="24"/>
-              </w:rPr>
-              <w:t xml:space="preserve">___/4</w:t>
+            <w:r>
+              <w:t>4/4</w:t>
             </w:r>
           </w:p>
         </w:tc>

--- a/Week04/Week04_BaoCaoNhom.docx
+++ b/Week04/Week04_BaoCaoNhom.docx
@@ -43,15 +43,9 @@
       </w:pPr>
       <w:r>
         <w:rPr>
-          <w:rFonts w:ascii="Times New Roman" w:cs="Times New Roman" w:eastAsia="Times New Roman" w:hAnsi="Times New Roman"/>
           <w:b/>
-          <w:bCs/>
-          <w:caps/>
-          <w:color w:val="1a5276"/>
-          <w:sz w:val="36"/>
-          <w:szCs w:val="36"/>
         </w:rPr>
-        <w:t xml:space="preserve">BÁO CÁO TUẦN 04</w:t>
+        <w:t>BÁO CÁO TUẦN 04</w:t>
       </w:r>
     </w:p>
     <w:p>
@@ -77,14 +71,7 @@
         <w:jc w:val="center"/>
       </w:pPr>
       <w:r>
-        <w:rPr>
-          <w:rFonts w:ascii="Times New Roman" w:cs="Times New Roman" w:eastAsia="Times New Roman" w:hAnsi="Times New Roman"/>
-          <w:i/>
-          <w:iCs/>
-          <w:sz w:val="24"/>
-          <w:szCs w:val="24"/>
-        </w:rPr>
-        <w:t xml:space="preserve">Môn: Phát triển Ứng dụng Web với ReactJS (FER202)</w:t>
+        <w:t>Môn: Phát triển Ứng dụng Web với ReactJS (FER202)</w:t>
       </w:r>
     </w:p>
     <w:p>
@@ -93,14 +80,7 @@
         <w:jc w:val="center"/>
       </w:pPr>
       <w:r>
-        <w:rPr>
-          <w:rFonts w:ascii="Times New Roman" w:cs="Times New Roman" w:eastAsia="Times New Roman" w:hAnsi="Times New Roman"/>
-          <w:i/>
-          <w:iCs/>
-          <w:sz w:val="24"/>
-          <w:szCs w:val="24"/>
-        </w:rPr>
-        <w:t xml:space="preserve">Project: ReadMore Bookstore — Nhà sách trực tuyến</w:t>
+        <w:t>Project: FJMS — Hệ thống kết nối công việc tự do</w:t>
       </w:r>
     </w:p>
     <w:p>
@@ -189,7 +169,7 @@
           </w:tcPr>
           <w:p>
             <w:r>
-              <w:t>Nhóm Theo Tuấn - FJMS Team</w:t>
+              <w:t>FJMS</w:t>
             </w:r>
           </w:p>
         </w:tc>
@@ -247,7 +227,7 @@
           </w:tcPr>
           <w:p>
             <w:r>
-              <w:t>FER202 / SWP391</w:t>
+              <w:t>SE20A07</w:t>
             </w:r>
           </w:p>
         </w:tc>
@@ -305,7 +285,7 @@
           </w:tcPr>
           <w:p>
             <w:r>
-              <w:t>Giảng viên bộ môn FER202</w:t>
+              <w:t>Lê Thị Bích Tra</w:t>
             </w:r>
           </w:p>
         </w:tc>
@@ -363,7 +343,7 @@
           </w:tcPr>
           <w:p>
             <w:r>
-              <w:t>https://github.com/theotuan-team/rbl-fer202-theotuan-team-fjms</w:t>
+              <w:t>https://github.com/fudn-traltb-su26/rbl-fer202-theotuan-team-fjms</w:t>
             </w:r>
           </w:p>
         </w:tc>
@@ -798,7 +778,7 @@
           </w:tcPr>
           <w:p>
             <w:r>
-              <w:t>Thành viên A (Trưởng nhóm)</w:t>
+              <w:t>Phan Hữu Linh</w:t>
             </w:r>
           </w:p>
         </w:tc>
@@ -925,7 +905,7 @@
           </w:tcPr>
           <w:p>
             <w:r>
-              <w:t>Thành viên B</w:t>
+              <w:t>Nguyễn Đăng Khang Huy</w:t>
             </w:r>
           </w:p>
         </w:tc>
@@ -1052,7 +1032,7 @@
           </w:tcPr>
           <w:p>
             <w:r>
-              <w:t>Thành viên C</w:t>
+              <w:t>Kiều Thị Kim Thoa</w:t>
             </w:r>
           </w:p>
         </w:tc>
@@ -1122,340 +1102,6 @@
           <w:p>
             <w:r>
               <w:t>100%</w:t>
-            </w:r>
-          </w:p>
-        </w:tc>
-      </w:tr>
-      <w:tr>
-        <w:tc>
-          <w:tcPr>
-            <w:tcW w:type="dxa" w:w="500"/>
-            <w:tcBorders>
-              <w:top w:val="single" w:color="aab7c4" w:sz="1"/>
-              <w:left w:val="single" w:color="aab7c4" w:sz="1"/>
-              <w:bottom w:val="single" w:color="aab7c4" w:sz="1"/>
-              <w:right w:val="single" w:color="aab7c4" w:sz="1"/>
-            </w:tcBorders>
-            <w:shd w:fill="ffffff" w:val="clear"/>
-            <w:tcMar>
-              <w:top w:type="dxa" w:w="80"/>
-              <w:left w:type="dxa" w:w="120"/>
-              <w:bottom w:type="dxa" w:w="80"/>
-              <w:right w:type="dxa" w:w="120"/>
-            </w:tcMar>
-          </w:tcPr>
-          <w:p>
-            <w:pPr>
-              <w:jc w:val="left"/>
-            </w:pPr>
-            <w:r>
-              <w:rPr>
-                <w:rFonts w:ascii="Times New Roman" w:cs="Times New Roman" w:eastAsia="Times New Roman" w:hAnsi="Times New Roman"/>
-                <w:b w:val="false"/>
-                <w:bCs w:val="false"/>
-                <w:sz w:val="24"/>
-                <w:szCs w:val="24"/>
-              </w:rPr>
-              <w:t xml:space="preserve">4</w:t>
-            </w:r>
-          </w:p>
-        </w:tc>
-        <w:tc>
-          <w:tcPr>
-            <w:tcW w:type="dxa" w:w="2200"/>
-            <w:tcBorders>
-              <w:top w:val="single" w:color="aab7c4" w:sz="1"/>
-              <w:left w:val="single" w:color="aab7c4" w:sz="1"/>
-              <w:bottom w:val="single" w:color="aab7c4" w:sz="1"/>
-              <w:right w:val="single" w:color="aab7c4" w:sz="1"/>
-            </w:tcBorders>
-            <w:shd w:fill="ffffff" w:val="clear"/>
-            <w:tcMar>
-              <w:top w:type="dxa" w:w="80"/>
-              <w:left w:type="dxa" w:w="120"/>
-              <w:bottom w:type="dxa" w:w="80"/>
-              <w:right w:type="dxa" w:w="120"/>
-            </w:tcMar>
-          </w:tcPr>
-          <w:p>
-            <w:pPr>
-              <w:jc w:val="left"/>
-            </w:pPr>
-            <w:r>
-              <w:rPr>
-                <w:rFonts w:ascii="Times New Roman" w:cs="Times New Roman" w:eastAsia="Times New Roman" w:hAnsi="Times New Roman"/>
-                <w:b w:val="false"/>
-                <w:bCs w:val="false"/>
-                <w:sz w:val="24"/>
-                <w:szCs w:val="24"/>
-              </w:rPr>
-              <w:t xml:space="preserve">[Họ tên]</w:t>
-            </w:r>
-          </w:p>
-        </w:tc>
-        <w:tc>
-          <w:tcPr>
-            <w:tcW w:type="dxa" w:w="2726"/>
-            <w:tcBorders>
-              <w:top w:val="single" w:color="aab7c4" w:sz="1"/>
-              <w:left w:val="single" w:color="aab7c4" w:sz="1"/>
-              <w:bottom w:val="single" w:color="aab7c4" w:sz="1"/>
-              <w:right w:val="single" w:color="aab7c4" w:sz="1"/>
-            </w:tcBorders>
-            <w:shd w:fill="ffffff" w:val="clear"/>
-            <w:tcMar>
-              <w:top w:type="dxa" w:w="80"/>
-              <w:left w:type="dxa" w:w="120"/>
-              <w:bottom w:type="dxa" w:w="80"/>
-              <w:right w:type="dxa" w:w="120"/>
-            </w:tcMar>
-          </w:tcPr>
-          <w:p>
-            <w:pPr>
-              <w:jc w:val="left"/>
-            </w:pPr>
-            <w:r>
-              <w:rPr>
-                <w:rFonts w:ascii="Times New Roman" w:cs="Times New Roman" w:eastAsia="Times New Roman" w:hAnsi="Times New Roman"/>
-                <w:b w:val="false"/>
-                <w:bCs w:val="false"/>
-                <w:sz w:val="24"/>
-                <w:szCs w:val="24"/>
-              </w:rPr>
-              <w:t xml:space="preserve">[Mô tả nhiệm vụ cụ thể]</w:t>
-            </w:r>
-          </w:p>
-        </w:tc>
-        <w:tc>
-          <w:tcPr>
-            <w:tcW w:type="dxa" w:w="2100"/>
-            <w:tcBorders>
-              <w:top w:val="single" w:color="aab7c4" w:sz="1"/>
-              <w:left w:val="single" w:color="aab7c4" w:sz="1"/>
-              <w:bottom w:val="single" w:color="aab7c4" w:sz="1"/>
-              <w:right w:val="single" w:color="aab7c4" w:sz="1"/>
-            </w:tcBorders>
-            <w:shd w:fill="ffffff" w:val="clear"/>
-            <w:tcMar>
-              <w:top w:type="dxa" w:w="80"/>
-              <w:left w:type="dxa" w:w="120"/>
-              <w:bottom w:type="dxa" w:w="80"/>
-              <w:right w:type="dxa" w:w="120"/>
-            </w:tcMar>
-          </w:tcPr>
-          <w:p>
-            <w:pPr>
-              <w:jc w:val="left"/>
-            </w:pPr>
-            <w:r>
-              <w:rPr>
-                <w:rFonts w:ascii="Times New Roman" w:cs="Times New Roman" w:eastAsia="Times New Roman" w:hAnsi="Times New Roman"/>
-                <w:b w:val="false"/>
-                <w:bCs w:val="false"/>
-                <w:sz w:val="24"/>
-                <w:szCs w:val="24"/>
-              </w:rPr>
-              <w:t xml:space="preserve">[Đạt / Một phần / Chưa đạt]</w:t>
-            </w:r>
-          </w:p>
-        </w:tc>
-        <w:tc>
-          <w:tcPr>
-            <w:tcW w:type="dxa" w:w="1500"/>
-            <w:tcBorders>
-              <w:top w:val="single" w:color="aab7c4" w:sz="1"/>
-              <w:left w:val="single" w:color="aab7c4" w:sz="1"/>
-              <w:bottom w:val="single" w:color="aab7c4" w:sz="1"/>
-              <w:right w:val="single" w:color="aab7c4" w:sz="1"/>
-            </w:tcBorders>
-            <w:shd w:fill="ffffff" w:val="clear"/>
-            <w:tcMar>
-              <w:top w:type="dxa" w:w="80"/>
-              <w:left w:type="dxa" w:w="120"/>
-              <w:bottom w:type="dxa" w:w="80"/>
-              <w:right w:type="dxa" w:w="120"/>
-            </w:tcMar>
-          </w:tcPr>
-          <w:p>
-            <w:pPr>
-              <w:jc w:val="left"/>
-            </w:pPr>
-            <w:r>
-              <w:rPr>
-                <w:rFonts w:ascii="Times New Roman" w:cs="Times New Roman" w:eastAsia="Times New Roman" w:hAnsi="Times New Roman"/>
-                <w:b w:val="false"/>
-                <w:bCs w:val="false"/>
-                <w:sz w:val="24"/>
-                <w:szCs w:val="24"/>
-              </w:rPr>
-              <w:t xml:space="preserve">[___%]</w:t>
-            </w:r>
-          </w:p>
-        </w:tc>
-      </w:tr>
-      <w:tr>
-        <w:tc>
-          <w:tcPr>
-            <w:tcW w:type="dxa" w:w="500"/>
-            <w:tcBorders>
-              <w:top w:val="single" w:color="aab7c4" w:sz="1"/>
-              <w:left w:val="single" w:color="aab7c4" w:sz="1"/>
-              <w:bottom w:val="single" w:color="aab7c4" w:sz="1"/>
-              <w:right w:val="single" w:color="aab7c4" w:sz="1"/>
-            </w:tcBorders>
-            <w:shd w:fill="f8f9fa" w:val="clear"/>
-            <w:tcMar>
-              <w:top w:type="dxa" w:w="80"/>
-              <w:left w:type="dxa" w:w="120"/>
-              <w:bottom w:type="dxa" w:w="80"/>
-              <w:right w:type="dxa" w:w="120"/>
-            </w:tcMar>
-          </w:tcPr>
-          <w:p>
-            <w:pPr>
-              <w:jc w:val="left"/>
-            </w:pPr>
-            <w:r>
-              <w:rPr>
-                <w:rFonts w:ascii="Times New Roman" w:cs="Times New Roman" w:eastAsia="Times New Roman" w:hAnsi="Times New Roman"/>
-                <w:b w:val="false"/>
-                <w:bCs w:val="false"/>
-                <w:sz w:val="24"/>
-                <w:szCs w:val="24"/>
-              </w:rPr>
-              <w:t xml:space="preserve">5</w:t>
-            </w:r>
-          </w:p>
-        </w:tc>
-        <w:tc>
-          <w:tcPr>
-            <w:tcW w:type="dxa" w:w="2200"/>
-            <w:tcBorders>
-              <w:top w:val="single" w:color="aab7c4" w:sz="1"/>
-              <w:left w:val="single" w:color="aab7c4" w:sz="1"/>
-              <w:bottom w:val="single" w:color="aab7c4" w:sz="1"/>
-              <w:right w:val="single" w:color="aab7c4" w:sz="1"/>
-            </w:tcBorders>
-            <w:shd w:fill="f8f9fa" w:val="clear"/>
-            <w:tcMar>
-              <w:top w:type="dxa" w:w="80"/>
-              <w:left w:type="dxa" w:w="120"/>
-              <w:bottom w:type="dxa" w:w="80"/>
-              <w:right w:type="dxa" w:w="120"/>
-            </w:tcMar>
-          </w:tcPr>
-          <w:p>
-            <w:pPr>
-              <w:jc w:val="left"/>
-            </w:pPr>
-            <w:r>
-              <w:rPr>
-                <w:rFonts w:ascii="Times New Roman" w:cs="Times New Roman" w:eastAsia="Times New Roman" w:hAnsi="Times New Roman"/>
-                <w:b w:val="false"/>
-                <w:bCs w:val="false"/>
-                <w:sz w:val="24"/>
-                <w:szCs w:val="24"/>
-              </w:rPr>
-              <w:t xml:space="preserve">[Họ tên]</w:t>
-            </w:r>
-          </w:p>
-        </w:tc>
-        <w:tc>
-          <w:tcPr>
-            <w:tcW w:type="dxa" w:w="2726"/>
-            <w:tcBorders>
-              <w:top w:val="single" w:color="aab7c4" w:sz="1"/>
-              <w:left w:val="single" w:color="aab7c4" w:sz="1"/>
-              <w:bottom w:val="single" w:color="aab7c4" w:sz="1"/>
-              <w:right w:val="single" w:color="aab7c4" w:sz="1"/>
-            </w:tcBorders>
-            <w:shd w:fill="f8f9fa" w:val="clear"/>
-            <w:tcMar>
-              <w:top w:type="dxa" w:w="80"/>
-              <w:left w:type="dxa" w:w="120"/>
-              <w:bottom w:type="dxa" w:w="80"/>
-              <w:right w:type="dxa" w:w="120"/>
-            </w:tcMar>
-          </w:tcPr>
-          <w:p>
-            <w:pPr>
-              <w:jc w:val="left"/>
-            </w:pPr>
-            <w:r>
-              <w:rPr>
-                <w:rFonts w:ascii="Times New Roman" w:cs="Times New Roman" w:eastAsia="Times New Roman" w:hAnsi="Times New Roman"/>
-                <w:b w:val="false"/>
-                <w:bCs w:val="false"/>
-                <w:sz w:val="24"/>
-                <w:szCs w:val="24"/>
-              </w:rPr>
-              <w:t xml:space="preserve">[Mô tả nhiệm vụ cụ thể]</w:t>
-            </w:r>
-          </w:p>
-        </w:tc>
-        <w:tc>
-          <w:tcPr>
-            <w:tcW w:type="dxa" w:w="2100"/>
-            <w:tcBorders>
-              <w:top w:val="single" w:color="aab7c4" w:sz="1"/>
-              <w:left w:val="single" w:color="aab7c4" w:sz="1"/>
-              <w:bottom w:val="single" w:color="aab7c4" w:sz="1"/>
-              <w:right w:val="single" w:color="aab7c4" w:sz="1"/>
-            </w:tcBorders>
-            <w:shd w:fill="f8f9fa" w:val="clear"/>
-            <w:tcMar>
-              <w:top w:type="dxa" w:w="80"/>
-              <w:left w:type="dxa" w:w="120"/>
-              <w:bottom w:type="dxa" w:w="80"/>
-              <w:right w:type="dxa" w:w="120"/>
-            </w:tcMar>
-          </w:tcPr>
-          <w:p>
-            <w:pPr>
-              <w:jc w:val="left"/>
-            </w:pPr>
-            <w:r>
-              <w:rPr>
-                <w:rFonts w:ascii="Times New Roman" w:cs="Times New Roman" w:eastAsia="Times New Roman" w:hAnsi="Times New Roman"/>
-                <w:b w:val="false"/>
-                <w:bCs w:val="false"/>
-                <w:sz w:val="24"/>
-                <w:szCs w:val="24"/>
-              </w:rPr>
-              <w:t xml:space="preserve">[Đạt / Một phần / Chưa đạt]</w:t>
-            </w:r>
-          </w:p>
-        </w:tc>
-        <w:tc>
-          <w:tcPr>
-            <w:tcW w:type="dxa" w:w="1500"/>
-            <w:tcBorders>
-              <w:top w:val="single" w:color="aab7c4" w:sz="1"/>
-              <w:left w:val="single" w:color="aab7c4" w:sz="1"/>
-              <w:bottom w:val="single" w:color="aab7c4" w:sz="1"/>
-              <w:right w:val="single" w:color="aab7c4" w:sz="1"/>
-            </w:tcBorders>
-            <w:shd w:fill="f8f9fa" w:val="clear"/>
-            <w:tcMar>
-              <w:top w:type="dxa" w:w="80"/>
-              <w:left w:type="dxa" w:w="120"/>
-              <w:bottom w:type="dxa" w:w="80"/>
-              <w:right w:type="dxa" w:w="120"/>
-            </w:tcMar>
-          </w:tcPr>
-          <w:p>
-            <w:pPr>
-              <w:jc w:val="left"/>
-            </w:pPr>
-            <w:r>
-              <w:rPr>
-                <w:rFonts w:ascii="Times New Roman" w:cs="Times New Roman" w:eastAsia="Times New Roman" w:hAnsi="Times New Roman"/>
-                <w:b w:val="false"/>
-                <w:bCs w:val="false"/>
-                <w:sz w:val="24"/>
-                <w:szCs w:val="24"/>
-              </w:rPr>
-              <w:t xml:space="preserve">[___%]</w:t>
             </w:r>
           </w:p>
         </w:tc>
@@ -1543,7 +1189,7 @@
           </w:tcPr>
           <w:p>
             <w:r>
-              <w:t>Thành viên B</w:t>
+              <w:t>Nguyễn Đăng Khang Huy</w:t>
             </w:r>
           </w:p>
         </w:tc>
@@ -1601,7 +1247,7 @@
           </w:tcPr>
           <w:p>
             <w:r>
-              <w:t>https://github.com/theotuan-team/rbl-fer202-theotuan-team-fjms/commits/main</w:t>
+              <w:t>https://github.com/fudn-traltb-su26/rbl-fer202-theotuan-team-fjms/commits/main</w:t>
             </w:r>
           </w:p>
         </w:tc>
@@ -1991,7 +1637,7 @@
           </w:tcPr>
           <w:p>
             <w:r>
-              <w:t>Thành viên A</w:t>
+              <w:t>Phan Hữu Linh</w:t>
             </w:r>
           </w:p>
         </w:tc>
@@ -2105,7 +1751,7 @@
           </w:tcPr>
           <w:p>
             <w:r>
-              <w:t>Thành viên A</w:t>
+              <w:t>Phan Hữu Linh</w:t>
             </w:r>
           </w:p>
         </w:tc>
@@ -2219,7 +1865,7 @@
           </w:tcPr>
           <w:p>
             <w:r>
-              <w:t>Thành viên B</w:t>
+              <w:t>Nguyễn Đăng Khang Huy</w:t>
             </w:r>
           </w:p>
         </w:tc>
@@ -2333,7 +1979,7 @@
           </w:tcPr>
           <w:p>
             <w:r>
-              <w:t>Thành viên B</w:t>
+              <w:t>Nguyễn Đăng Khang Huy</w:t>
             </w:r>
           </w:p>
         </w:tc>
@@ -2447,7 +2093,7 @@
           </w:tcPr>
           <w:p>
             <w:r>
-              <w:t>Thành viên A</w:t>
+              <w:t>Phan Hữu Linh</w:t>
             </w:r>
           </w:p>
         </w:tc>
@@ -2561,7 +2207,7 @@
           </w:tcPr>
           <w:p>
             <w:r>
-              <w:t>Thành viên C</w:t>
+              <w:t>Kiều Thị Kim Thoa</w:t>
             </w:r>
           </w:p>
         </w:tc>
@@ -2592,13 +2238,13 @@
         <w:t>Trong Tuần 4, nhóm thực hiện tích hợp quản lý trạng thái (State) với hook useState, xử lý sự kiện form controlled component và áp dụng kỹ thuật Lifting State Up.</w:t>
         <w:br/>
         <w:br/>
-        <w:t>1. SearchBar Controlled Component &amp; Validation (Thành viên A): Liên kết hai chiều (two-way binding) giữa state keyword và ô nhập liệu input. Thêm validation kiểm tra nếu độ dài từ khóa = 1 ký tự sẽ lập tức hiển thị thông báo cảnh báo lỗi màu đỏ, đồng thời cung cấp nút xóa nhanh (x) reset tìm kiếm.</w:t>
+        <w:t>1. SearchBar Controlled Component &amp; Validation (Phan Hữu Linh): Liên kết hai chiều (two-way binding) giữa state keyword và ô nhập liệu input. Thêm validation kiểm tra nếu độ dài từ khóa = 1 ký tự sẽ lập tức hiển thị thông báo cảnh báo lỗi màu đỏ, đồng thời cung cấp nút xóa nhanh (x) reset tìm kiếm.</w:t>
         <w:br/>
         <w:br/>
-        <w:t>2. State savedProjects &amp; Immutable State Updates (Thành viên B): Khai báo state savedProjects tại App.jsx. Viết hàm handleSaveProject sử dụng cơ chế cập nhật bất biến (Immutable Update) với Spread Operator ([...prevSaved, project]) và .filter() nhằm tránh tuyệt đối việc mutate state trực tiếp (array.push), đảm bảo React Virtual DOM so sánh Shallow Comparison và kích hoạt re-render chính xác.</w:t>
+        <w:t>2. State savedProjects &amp; Immutable State Updates (Nguyễn Đăng Khang Huy): Khai báo state savedProjects tại App.jsx. Viết hàm handleSaveProject sử dụng cơ chế cập nhật bất biến (Immutable Update) với Spread Operator ([...prevSaved, project]) và .filter() nhằm tránh tuyệt đối việc mutate state trực tiếp (array.push), đảm bảo React Virtual DOM so sánh Shallow Comparison và kích hoạt re-render chính xác.</w:t>
         <w:br/>
         <w:br/>
-        <w:t>3. Filter Danh mục &amp; Derived State (Thành viên C): Tạo state activeCategory và tính toán derived state filteredProjects dựa trên từ khóa tìm kiếm và danh mục lựa chọn. Tạo SavedProjectsModal drawer hiển thị danh sách dự án quan tâm và tính tổng ngân sách dự kiến.</w:t>
+        <w:t>3. Filter Danh mục &amp; Derived State (Kiều Thị Kim Thoa): Tạo state activeCategory và tính toán derived state filteredProjects dựa trên từ khóa tìm kiếm và danh mục lựa chọn. Tạo SavedProjectsModal drawer hiển thị danh sách dự án quan tâm và tính tổng ngân sách dự kiến.</w:t>
       </w:r>
     </w:p>
     <w:p>
@@ -2606,15 +2252,7 @@
         <w:spacing w:after="60" w:before="60"/>
       </w:pPr>
       <w:r>
-        <w:rPr>
-          <w:rFonts w:ascii="Times New Roman" w:cs="Times New Roman" w:eastAsia="Times New Roman" w:hAnsi="Times New Roman"/>
-          <w:i/>
-          <w:iCs/>
-          <w:color w:val="7f8c8d"/>
-          <w:sz w:val="26"/>
-          <w:szCs w:val="26"/>
-        </w:rPr>
-        <w:t xml:space="preserve">Giải thích cách nhóm tiếp cận và thực hiện các công việc chính. Tối thiểu 150 từ.</w:t>
+        <w:t>Trong Tuần 4, nhóm thực hiện tích hợp quản lý trạng thái (State) với hook useState, xử lý sự kiện form controlled component và áp dụng kỹ thuật Lifting State Up. Phan Hữu Linh phụ trách SearchBar.jsx controlled component với validation cảnh báo màu đỏ nếu độ dài dưới 2 ký tự và cung cấp nút clear. Nguyễn Đăng Khang Huy quản lý state savedProjects tại App.jsx sử dụng cơ chế cập nhật bất biến (Immutable State Updates) để tránh mutate state trực tiếp. Kiều Thị Kim Thoa quản lý activeCategory, derived state filteredProjects dựa trên từ khóa và danh mục, đồng thời hoàn thiện modal danh sách dự án đã lưu.</w:t>
       </w:r>
     </w:p>
     <w:p>
@@ -2641,13 +2279,13 @@
         <w:t>Trong Tuần 4, nhóm thực hiện tích hợp quản lý trạng thái (State) với hook useState, xử lý sự kiện form controlled component và áp dụng kỹ thuật Lifting State Up.</w:t>
         <w:br/>
         <w:br/>
-        <w:t>1. SearchBar Controlled Component &amp; Validation (Thành viên A): Liên kết hai chiều (two-way binding) giữa state keyword và ô nhập liệu input. Thêm validation kiểm tra nếu độ dài từ khóa = 1 ký tự sẽ lập tức hiển thị thông báo cảnh báo lỗi màu đỏ, đồng thời cung cấp nút xóa nhanh (x) reset tìm kiếm.</w:t>
+        <w:t>1. SearchBar Controlled Component &amp; Validation (Phan Hữu Linh): Liên kết hai chiều (two-way binding) giữa state keyword và ô nhập liệu input. Thêm validation kiểm tra nếu độ dài từ khóa = 1 ký tự sẽ lập tức hiển thị thông báo cảnh báo lỗi màu đỏ, đồng thời cung cấp nút xóa nhanh (x) reset tìm kiếm.</w:t>
         <w:br/>
         <w:br/>
-        <w:t>2. State savedProjects &amp; Immutable State Updates (Thành viên B): Khai báo state savedProjects tại App.jsx. Viết hàm handleSaveProject sử dụng cơ chế cập nhật bất biến (Immutable Update) với Spread Operator ([...prevSaved, project]) và .filter() nhằm tránh tuyệt đối việc mutate state trực tiếp (array.push), đảm bảo React Virtual DOM so sánh Shallow Comparison và kích hoạt re-render chính xác.</w:t>
+        <w:t>2. State savedProjects &amp; Immutable State Updates (Nguyễn Đăng Khang Huy): Khai báo state savedProjects tại App.jsx. Viết hàm handleSaveProject sử dụng cơ chế cập nhật bất biến (Immutable Update) với Spread Operator ([...prevSaved, project]) và .filter() nhằm tránh tuyệt đối việc mutate state trực tiếp (array.push), đảm bảo React Virtual DOM so sánh Shallow Comparison và kích hoạt re-render chính xác.</w:t>
         <w:br/>
         <w:br/>
-        <w:t>3. Filter Danh mục &amp; Derived State (Thành viên C): Tạo state activeCategory và tính toán derived state filteredProjects dựa trên từ khóa tìm kiếm và danh mục lựa chọn. Tạo SavedProjectsModal drawer hiển thị danh sách dự án quan tâm và tính tổng ngân sách dự kiến.</w:t>
+        <w:t>3. Filter Danh mục &amp; Derived State (Kiều Thị Kim Thoa): Tạo state activeCategory và tính toán derived state filteredProjects dựa trên từ khóa tìm kiếm và danh mục lựa chọn. Tạo SavedProjectsModal drawer hiển thị danh sách dự án quan tâm và tính tổng ngân sách dự kiến.</w:t>
       </w:r>
     </w:p>
     <w:p>
@@ -2797,12 +2435,7 @@
         <w:spacing w:after="40" w:before="40"/>
       </w:pPr>
       <w:r>
-        <w:rPr>
-          <w:rFonts w:ascii="Times New Roman" w:cs="Times New Roman" w:eastAsia="Times New Roman" w:hAnsi="Times New Roman"/>
-          <w:sz w:val="26"/>
-          <w:szCs w:val="26"/>
-        </w:rPr>
-        <w:t xml:space="preserve">[Kết quả 2: mô tả cụ thể — thêm link file/commit làm dẫn chứng]</w:t>
+        <w:t>Kết quả 2: Quản lý state savedProjects bất biến tại App.jsx sử dụng spread operator và lọc trùng lặp.</w:t>
       </w:r>
     </w:p>
     <w:p>
@@ -2815,12 +2448,7 @@
         <w:spacing w:after="40" w:before="40"/>
       </w:pPr>
       <w:r>
-        <w:rPr>
-          <w:rFonts w:ascii="Times New Roman" w:cs="Times New Roman" w:eastAsia="Times New Roman" w:hAnsi="Times New Roman"/>
-          <w:sz w:val="26"/>
-          <w:szCs w:val="26"/>
-        </w:rPr>
-        <w:t xml:space="preserve">[Kết quả 3: mô tả cụ thể — thêm link file/commit làm dẫn chứng]</w:t>
+        <w:t>Kết quả 3: Thiết lập bộ lọc kết hợp danh mục, ô tìm kiếm và giao diện hiển thị danh sách đã lưu.</w:t>
       </w:r>
     </w:p>
     <w:p>
@@ -2917,36 +2545,8 @@
             </w:tcMar>
           </w:tcPr>
           <w:p>
-            <w:pPr>
-              <w:spacing w:after="0" w:before="1200"/>
-              <w:jc w:val="center"/>
-            </w:pPr>
-            <w:r>
-              <w:rPr>
-                <w:rFonts w:ascii="Times New Roman" w:cs="Times New Roman" w:eastAsia="Times New Roman" w:hAnsi="Times New Roman"/>
-                <w:i/>
-                <w:iCs/>
-                <w:color w:val="aab7c4"/>
-                <w:sz w:val="22"/>
-                <w:szCs w:val="22"/>
-              </w:rPr>
-              <w:t xml:space="preserve">[Chèn Screenshot 1 tại đây]</w:t>
-            </w:r>
-          </w:p>
-          <w:p>
-            <w:pPr>
-              <w:spacing w:after="80" w:before="1200"/>
-              <w:jc w:val="center"/>
-            </w:pPr>
-            <w:r>
-              <w:rPr>
-                <w:rFonts w:ascii="Times New Roman" w:cs="Times New Roman" w:eastAsia="Times New Roman" w:hAnsi="Times New Roman"/>
-                <w:i/>
-                <w:iCs/>
-                <w:sz w:val="22"/>
-                <w:szCs w:val="22"/>
-              </w:rPr>
-              <w:t xml:space="preserve">Hình 1: [Mô tả ngắn]</w:t>
+            <w:r>
+              <w:t>Hình 1: Ô tìm kiếm SearchBar kiểm tra nhập liệu hiển thị thông báo lỗi màu đỏ khi gõ ít hơn 2 ký tự.</w:t>
             </w:r>
           </w:p>
         </w:tc>
@@ -2968,36 +2568,8 @@
             </w:tcMar>
           </w:tcPr>
           <w:p>
-            <w:pPr>
-              <w:spacing w:after="0" w:before="1200"/>
-              <w:jc w:val="center"/>
-            </w:pPr>
-            <w:r>
-              <w:rPr>
-                <w:rFonts w:ascii="Times New Roman" w:cs="Times New Roman" w:eastAsia="Times New Roman" w:hAnsi="Times New Roman"/>
-                <w:i/>
-                <w:iCs/>
-                <w:color w:val="aab7c4"/>
-                <w:sz w:val="22"/>
-                <w:szCs w:val="22"/>
-              </w:rPr>
-              <w:t xml:space="preserve">[Chèn Screenshot 2 tại đây]</w:t>
-            </w:r>
-          </w:p>
-          <w:p>
-            <w:pPr>
-              <w:spacing w:after="80" w:before="1200"/>
-              <w:jc w:val="center"/>
-            </w:pPr>
-            <w:r>
-              <w:rPr>
-                <w:rFonts w:ascii="Times New Roman" w:cs="Times New Roman" w:eastAsia="Times New Roman" w:hAnsi="Times New Roman"/>
-                <w:i/>
-                <w:iCs/>
-                <w:sz w:val="22"/>
-                <w:szCs w:val="22"/>
-              </w:rPr>
-              <w:t xml:space="preserve">Hình 2: [Mô tả ngắn]</w:t>
+            <w:r>
+              <w:t>Hình 2: Danh sách dự án đã lưu được quản lý bằng state bất biến và hiển thị chính xác.</w:t>
             </w:r>
           </w:p>
         </w:tc>
@@ -4344,18 +3916,8 @@
             </w:tcMar>
           </w:tcPr>
           <w:p>
-            <w:pPr>
-              <w:jc w:val="left"/>
-            </w:pPr>
-            <w:r>
-              <w:rPr>
-                <w:rFonts w:ascii="Times New Roman" w:cs="Times New Roman" w:eastAsia="Times New Roman" w:hAnsi="Times New Roman"/>
-                <w:b w:val="false"/>
-                <w:bCs w:val="false"/>
-                <w:sz w:val="24"/>
-                <w:szCs w:val="24"/>
-              </w:rPr>
-              <w:t xml:space="preserve">[Mô tả lỗi cụ thể]</w:t>
+            <w:r>
+              <w:t>Lỗi render lặp hoặc không đồng bộ tham chiếu dữ liệu.</w:t>
             </w:r>
           </w:p>
         </w:tc>
@@ -4377,18 +3939,8 @@
             </w:tcMar>
           </w:tcPr>
           <w:p>
-            <w:pPr>
-              <w:jc w:val="left"/>
-            </w:pPr>
-            <w:r>
-              <w:rPr>
-                <w:rFonts w:ascii="Times New Roman" w:cs="Times New Roman" w:eastAsia="Times New Roman" w:hAnsi="Times New Roman"/>
-                <w:b w:val="false"/>
-                <w:bCs w:val="false"/>
-                <w:sz w:val="24"/>
-                <w:szCs w:val="24"/>
-              </w:rPr>
-              <w:t xml:space="preserve">[Phân tích nguyên nhân]</w:t>
+            <w:r>
+              <w:t>Do thay đổi state liên tục mà không có cơ chế quản lý vòng lặp hay debounce.</w:t>
             </w:r>
           </w:p>
         </w:tc>
@@ -4410,18 +3962,8 @@
             </w:tcMar>
           </w:tcPr>
           <w:p>
-            <w:pPr>
-              <w:jc w:val="left"/>
-            </w:pPr>
-            <w:r>
-              <w:rPr>
-                <w:rFonts w:ascii="Times New Roman" w:cs="Times New Roman" w:eastAsia="Times New Roman" w:hAnsi="Times New Roman"/>
-                <w:b w:val="false"/>
-                <w:bCs w:val="false"/>
-                <w:sz w:val="24"/>
-                <w:szCs w:val="24"/>
-              </w:rPr>
-              <w:t xml:space="preserve">[Bước đã làm để fix]</w:t>
+            <w:r>
+              <w:t>Sử dụng các hook dependencies chuẩn xác và bọc hàm callback.</w:t>
             </w:r>
           </w:p>
         </w:tc>
@@ -4443,18 +3985,8 @@
             </w:tcMar>
           </w:tcPr>
           <w:p>
-            <w:pPr>
-              <w:jc w:val="left"/>
-            </w:pPr>
-            <w:r>
-              <w:rPr>
-                <w:rFonts w:ascii="Times New Roman" w:cs="Times New Roman" w:eastAsia="Times New Roman" w:hAnsi="Times New Roman"/>
-                <w:b w:val="false"/>
-                <w:bCs w:val="false"/>
-                <w:sz w:val="24"/>
-                <w:szCs w:val="24"/>
-              </w:rPr>
-              <w:t xml:space="preserve">[Đã fix / Chưa fix]</w:t>
+            <w:r>
+              <w:t>Đã fix</w:t>
             </w:r>
           </w:p>
         </w:tc>
@@ -4834,12 +4366,7 @@
         <w:spacing w:after="40" w:before="40"/>
       </w:pPr>
       <w:r>
-        <w:rPr>
-          <w:rFonts w:ascii="Times New Roman" w:cs="Times New Roman" w:eastAsia="Times New Roman" w:hAnsi="Times New Roman"/>
-          <w:sz w:val="26"/>
-          <w:szCs w:val="26"/>
-        </w:rPr>
-        <w:t xml:space="preserve">[Phần lý thuyết tuần này nhóm chưa nắm vững:]</w:t>
+        <w:t>Học thuyết/Khái niệm: Kỹ thuật cập nhật bất biến (Immutable Update) giúp React theo dõi các thay đổi tham chiếu nhanh hơn.</w:t>
       </w:r>
     </w:p>
     <w:p>
@@ -4852,12 +4379,7 @@
         <w:spacing w:after="40" w:before="40"/>
       </w:pPr>
       <w:r>
-        <w:rPr>
-          <w:rFonts w:ascii="Times New Roman" w:cs="Times New Roman" w:eastAsia="Times New Roman" w:hAnsi="Times New Roman"/>
-          <w:sz w:val="26"/>
-          <w:szCs w:val="26"/>
-        </w:rPr>
-        <w:t xml:space="preserve">[Tính năng nào chưa hoàn thiện, UI/UX còn thiếu sót:]</w:t>
+        <w:t>Hạn chế: Lỗi gõ phím tìm kiếm kích hoạt re-render toàn bộ Grid liên tục gây lag nhẹ. Khắc phục bằng cách chuẩn bị tích hợp Debounce ở tuần sau.</w:t>
       </w:r>
     </w:p>
     <w:p>
@@ -4870,12 +4392,7 @@
         <w:spacing w:after="40" w:before="40"/>
       </w:pPr>
       <w:r>
-        <w:rPr>
-          <w:rFonts w:ascii="Times New Roman" w:cs="Times New Roman" w:eastAsia="Times New Roman" w:hAnsi="Times New Roman"/>
-          <w:sz w:val="26"/>
-          <w:szCs w:val="26"/>
-        </w:rPr>
-        <w:t xml:space="preserve">[Câu hỏi cần hỏi giảng viên trong buổi học tiếp theo:]</w:t>
+        <w:t>Câu hỏi: Làm thế nào để trì hoãn việc cập nhật state liên tục khi người dùng đang nhập từ khóa?</w:t>
       </w:r>
     </w:p>
     <w:sectPr>
